--- a/word_reports/LP_0272_위치_158_Paul Simon_In Concert Liv.docx
+++ b/word_reports/LP_0272_위치_158_Paul Simon_In Concert Liv.docx
@@ -4,7 +4,7 @@
   <w:body>
     <w:p>
       <w:pPr>
-        <w:spacing w:after="280"/>
+        <w:spacing w:after="80"/>
       </w:pPr>
       <w:r>
         <w:rPr w:rFonts="맑은 고딕">
@@ -13,94 +13,47 @@
           <w:color w:val="1E3A8A"/>
           <w:sz w:val="30"/>
         </w:rPr>
-        <w:t>[158] Paul Simon - In Concert Live Rhymin</w:t>
+        <w:t>Paul Simon (폴 사이먼) - In Concert Live Rhymin</w:t>
       </w:r>
     </w:p>
     <w:p>
       <w:pPr>
-        <w:spacing w:after="320"/>
+        <w:spacing w:after="240"/>
       </w:pPr>
       <w:r>
         <w:rPr w:rFonts="맑은 고딕">
           <w:rFonts w:ascii="맑은 고딕" w:hAnsi="맑은 고딕" w:eastAsia="맑은 고딕"/>
           <w:b/>
-          <w:sz w:val="20"/>
+          <w:color w:val="4B5563"/>
+          <w:sz w:val="22"/>
         </w:rPr>
-        <w:t>■ 위치 : 158</w:t>
-        <w:br/>
-      </w:r>
-      <w:r>
-        <w:rPr w:rFonts="맑은 고딕">
-          <w:rFonts w:ascii="맑은 고딕" w:hAnsi="맑은 고딕" w:eastAsia="맑은 고딕"/>
-          <w:b/>
-          <w:sz w:val="20"/>
-        </w:rPr>
-        <w:t>■ 아티스트 : Paul Simon</w:t>
-        <w:br/>
-      </w:r>
-      <w:r>
-        <w:rPr w:rFonts="맑은 고딕">
-          <w:rFonts w:ascii="맑은 고딕" w:hAnsi="맑은 고딕" w:eastAsia="맑은 고딕"/>
-          <w:b/>
-          <w:sz w:val="20"/>
-        </w:rPr>
-        <w:t>■ 앨범명 : In Concert Live Rhymin</w:t>
-        <w:br/>
-      </w:r>
-      <w:r>
-        <w:rPr w:rFonts="맑은 고딕">
-          <w:rFonts w:ascii="맑은 고딕" w:hAnsi="맑은 고딕" w:eastAsia="맑은 고딕"/>
-          <w:b w:val="0"/>
-          <w:sz w:val="20"/>
-        </w:rPr>
-        <w:t>■ 음반 레이블 : Columbia Records</w:t>
-        <w:br/>
-      </w:r>
-      <w:r>
-        <w:rPr w:rFonts="맑은 고딕">
-          <w:rFonts w:ascii="맑은 고딕" w:hAnsi="맑은 고딕" w:eastAsia="맑은 고딕"/>
-          <w:b w:val="0"/>
-          <w:sz w:val="20"/>
-        </w:rPr>
-        <w:t>■ 발매년도 : 1974</w:t>
-        <w:br/>
-      </w:r>
-      <w:r>
-        <w:rPr w:rFonts="맑은 고딕">
-          <w:rFonts w:ascii="맑은 고딕" w:hAnsi="맑은 고딕" w:eastAsia="맑은 고딕"/>
-          <w:b w:val="0"/>
-          <w:sz w:val="20"/>
-        </w:rPr>
-        <w:t>■ 장르 : 포크 록 (Folk Rock), 싱어송라이터 (Singer-Songwriter), 팝 록 (Pop Rock)</w:t>
-        <w:br/>
-      </w:r>
-      <w:r>
-        <w:rPr w:rFonts="맑은 고딕">
-          <w:rFonts w:ascii="맑은 고딕" w:hAnsi="맑은 고딕" w:eastAsia="맑은 고딕"/>
-          <w:b w:val="0"/>
-          <w:sz w:val="20"/>
-        </w:rPr>
-        <w:t>■ 주요 수록곡 : 1. Me and Julio Down by the Schoolyard</w:t>
-        <w:br/>
+        <w:t>위치 :  158</w:t>
       </w:r>
     </w:p>
     <w:p>
       <w:pPr>
-        <w:spacing w:after="160"/>
+        <w:spacing w:line="324" w:lineRule="auto" w:before="80" w:after="160"/>
       </w:pPr>
       <w:r>
         <w:rPr w:rFonts="맑은 고딕">
           <w:rFonts w:ascii="맑은 고딕" w:hAnsi="맑은 고딕" w:eastAsia="맑은 고딕"/>
           <w:b/>
           <w:color w:val="1F2937"/>
-          <w:sz w:val="24"/>
+          <w:sz w:val="22"/>
         </w:rPr>
-        <w:t>■ 음반 해설 및 감상 가이드</w:t>
+        <w:t xml:space="preserve">[음반 소개] </w:t>
+      </w:r>
+      <w:r>
+        <w:rPr w:rFonts="맑은 고딕">
+          <w:rFonts w:ascii="맑은 고딕" w:hAnsi="맑은 고딕" w:eastAsia="맑은 고딕"/>
+          <w:b w:val="0"/>
+          <w:sz w:val="21"/>
+        </w:rPr>
       </w:r>
     </w:p>
     <w:p>
       <w:pPr>
-        <w:spacing w:line="312" w:lineRule="auto" w:after="120"/>
+        <w:spacing w:line="324" w:lineRule="auto" w:after="120"/>
       </w:pPr>
       <w:r>
         <w:rPr w:rFonts="맑은 고딕">
@@ -108,51 +61,608 @@
           <w:b w:val="0"/>
           <w:sz w:val="21"/>
         </w:rPr>
-        <w:t>전설적인 포크 듀오 사이먼 앤 가펑클(Simon &amp; Garfunkel)의 해체 이후, 폴 사이먼(Paul Simon)이 솔로 아티스트로서 자신의 독자적인 음악적 지평을 완벽히 입증해 낸 첫 번째 공식 라이브 음반입니다. 1973년과 1974년 사이에 진행된 투어 실황을 담은 이 앨범은, 싱어송라이터로서의 깊은 내면 고찰과 더불어 기존의 포크라는 장르적 틀에 가치지 않고 음악적 영토를 무한히 확장해 나가는 거장의 과감한 모색의 과정을 선명하게 기록하고 있습니다.</w:t>
+        <w:t>사이먼 앤 가펑클이라는 거대한 전설의 그늘을 벗어나, 오롯이 홀로서기에 성공한 음유시인 폴 사이먼의 가장 찬란하고 순수한 무대를 박제한 실황 명반입니다. 1973년과 1974년에 걸친 투어의 뜨거운 숨결을 담아낸 이 음반은 안데스 민속 음악 그룹 '우루밤바(Urubamba)'와 흑인 영가의 정수를 보여주는 '제시 딕슨 싱어즈(The Jessy Dixon Singers)'와의 경이로운 협연을 통해 포크 록의 영토를 인류학적 감동으로 확장합니다. 어쿠스틱 기타 한 대와 나지막한 음성으로 객석을 숨죽이게 하다가도 일순간 폭발적인 영혼의 합창으로 공간을 가득 채우는 서정적 카타르시스는 듣는 이의 마음을 단숨에 사로잡습니다. 반세기의 세월을 건너뛰어 바늘 끝을 타고 흐르는 현장의 공기는 라이브 앨범이 도달할 수 있는 가장 고결하고 따뜻한 위안의 순간을 선사합니다.</w:t>
       </w:r>
     </w:p>
     <w:p>
       <w:pPr>
-        <w:spacing w:line="312" w:lineRule="auto" w:after="120"/>
+        <w:spacing w:line="324" w:lineRule="auto" w:before="200" w:after="80"/>
       </w:pPr>
+      <w:r>
+        <w:rPr w:rFonts="맑은 고딕">
+          <w:rFonts w:ascii="맑은 고딕" w:hAnsi="맑은 고딕" w:eastAsia="맑은 고딕"/>
+          <w:b/>
+          <w:color w:val="1E3A8A"/>
+          <w:sz w:val="24"/>
+        </w:rPr>
+        <w:t>1. 음반 데이터</w:t>
+      </w:r>
+    </w:p>
+    <w:p>
+      <w:pPr>
+        <w:spacing w:line="324" w:lineRule="auto" w:after="80"/>
+      </w:pPr>
+      <w:r>
+        <w:rPr w:rFonts="맑은 고딕">
+          <w:rFonts w:ascii="맑은 고딕" w:hAnsi="맑은 고딕" w:eastAsia="맑은 고딕"/>
+          <w:b w:val="0"/>
+          <w:color w:val="6B7280"/>
+          <w:sz w:val="21"/>
+        </w:rPr>
+        <w:t xml:space="preserve">· </w:t>
+      </w:r>
+      <w:r>
+        <w:rPr w:rFonts="맑은 고딕">
+          <w:rFonts w:ascii="맑은 고딕" w:hAnsi="맑은 고딕" w:eastAsia="맑은 고딕"/>
+          <w:b/>
+          <w:color w:val="1F2937"/>
+          <w:sz w:val="21"/>
+        </w:rPr>
+        <w:t xml:space="preserve">앨범명: </w:t>
+      </w:r>
       <w:r>
         <w:rPr w:rFonts="맑은 고딕">
           <w:rFonts w:ascii="맑은 고딕" w:hAnsi="맑은 고딕" w:eastAsia="맑은 고딕"/>
           <w:b w:val="0"/>
           <w:sz w:val="21"/>
         </w:rPr>
-        <w:t>본 음반이 지닌 가장 커다란 음악적 가치는 다채로운 뮤지션들과의 협업을 통한 유기적인 장르 융합에 있습니다. 안데스 민속 음악 그룹인 '우루밤바(Urubamba)'와의 협연을 통해 "El Condor Pasa"와 "Duncan" 같은 곡에 이국적이고 신비로운 아쿠스틱 선율을 입혔으며, '제시 딕슨 싱어즈(The Jessy Dixon Singers)'와의 연주는 "Bridge Over Troubled Water"에 영혼을 울리는 웅장한 가스펠적 울림을 더했습니다. 이는 훗날 명반 《Graceland》로 결실을 맺게 되는 월드 뮤직에 대한 폴 사이먼의 선구자적 안목과 실험 정신을 잘 보여줍니다.</w:t>
+        <w:t>In Concert Live Rhymin</w:t>
       </w:r>
     </w:p>
     <w:p>
       <w:pPr>
-        <w:spacing w:line="312" w:lineRule="auto" w:after="120"/>
+        <w:spacing w:line="324" w:lineRule="auto" w:after="80"/>
       </w:pPr>
+      <w:r>
+        <w:rPr w:rFonts="맑은 고딕">
+          <w:rFonts w:ascii="맑은 고딕" w:hAnsi="맑은 고딕" w:eastAsia="맑은 고딕"/>
+          <w:b w:val="0"/>
+          <w:color w:val="6B7280"/>
+          <w:sz w:val="21"/>
+        </w:rPr>
+        <w:t xml:space="preserve">· </w:t>
+      </w:r>
+      <w:r>
+        <w:rPr w:rFonts="맑은 고딕">
+          <w:rFonts w:ascii="맑은 고딕" w:hAnsi="맑은 고딕" w:eastAsia="맑은 고딕"/>
+          <w:b/>
+          <w:color w:val="1F2937"/>
+          <w:sz w:val="21"/>
+        </w:rPr>
+        <w:t xml:space="preserve">아티스트: </w:t>
+      </w:r>
       <w:r>
         <w:rPr w:rFonts="맑은 고딕">
           <w:rFonts w:ascii="맑은 고딕" w:hAnsi="맑은 고딕" w:eastAsia="맑은 고딕"/>
           <w:b w:val="0"/>
           <w:sz w:val="21"/>
         </w:rPr>
-        <w:t>연주와 보컬 측면에서 폴 사이먼은 정교한 핑거피킹 기타 연주와 무대를 단숨에 사로잡는 담담하면서도 호소력 짙은 음색을 선보입니다. 관객과의 친밀한 교감 속에서 펼쳐지는 홀로 연주하는 대목은 미니멀리즘의 정수를 보여주며, 대규모 합창단 및 연주진과 조화를 이루는 파트에서는 밀도 높은 감정의 고조를 이끌어냅니다. 라이브 현장의 생생한 공기감과 아날로그적인 따스한 질감이 그대로 녹아 있어 LP 레코드로 청음할 때 그 진가가 더욱 빛을 발합니다.</w:t>
+        <w:t>Paul Simon (폴 사이먼)</w:t>
       </w:r>
     </w:p>
     <w:p>
       <w:pPr>
-        <w:spacing w:line="312" w:lineRule="auto" w:after="120"/>
+        <w:spacing w:line="324" w:lineRule="auto" w:after="80"/>
       </w:pPr>
+      <w:r>
+        <w:rPr w:rFonts="맑은 고딕">
+          <w:rFonts w:ascii="맑은 고딕" w:hAnsi="맑은 고딕" w:eastAsia="맑은 고딕"/>
+          <w:b w:val="0"/>
+          <w:color w:val="6B7280"/>
+          <w:sz w:val="21"/>
+        </w:rPr>
+        <w:t xml:space="preserve">· </w:t>
+      </w:r>
+      <w:r>
+        <w:rPr w:rFonts="맑은 고딕">
+          <w:rFonts w:ascii="맑은 고딕" w:hAnsi="맑은 고딕" w:eastAsia="맑은 고딕"/>
+          <w:b/>
+          <w:color w:val="1F2937"/>
+          <w:sz w:val="21"/>
+        </w:rPr>
+        <w:t xml:space="preserve">발매 정보: </w:t>
+      </w:r>
       <w:r>
         <w:rPr w:rFonts="맑은 고딕">
           <w:rFonts w:ascii="맑은 고딕" w:hAnsi="맑은 고딕" w:eastAsia="맑은 고딕"/>
           <w:b w:val="0"/>
           <w:sz w:val="21"/>
         </w:rPr>
-        <w:t>감상의 하이라이트는 단연 묵직한 울림을 주는 "American Tune"과 포크의 고전으로 꼽히는 "The Sound of Silence", 그리고 풍성한 가스펠 화성으로 재탄생한 "Bridge Over Troubled Water"입니다. 거장의 시대를 초월한 서정성과 실험적인 음악성이 완벽한 균형을 이루는 이 앨범은, 폴 사이먼이라는 위대한 팝 시인의 거장다운 면모를 확인시켜 주는 수작이자 1970년대 포크 록 역사에 길이 남을 명반입니다.</w:t>
+        <w:t>솔로 아티스트로서의 입지를 확고히 굳힌 걸작 앨범 『There Goes Rhymin' Simon』의 대성공 이후, 1973~1974년 전미 투어 실황을 집대성하여 1974년 컬럼비아 레코드(Columbia Records)를 통해 정식 발매되었습니다.</w:t>
+      </w:r>
+    </w:p>
+    <w:p>
+      <w:pPr>
+        <w:spacing w:line="324" w:lineRule="auto" w:after="80"/>
+      </w:pPr>
+      <w:r>
+        <w:rPr w:rFonts="맑은 고딕">
+          <w:rFonts w:ascii="맑은 고딕" w:hAnsi="맑은 고딕" w:eastAsia="맑은 고딕"/>
+          <w:b w:val="0"/>
+          <w:color w:val="6B7280"/>
+          <w:sz w:val="21"/>
+        </w:rPr>
+        <w:t xml:space="preserve">· </w:t>
+      </w:r>
+      <w:r>
+        <w:rPr w:rFonts="맑은 고딕">
+          <w:rFonts w:ascii="맑은 고딕" w:hAnsi="맑은 고딕" w:eastAsia="맑은 고딕"/>
+          <w:b/>
+          <w:color w:val="1F2937"/>
+          <w:sz w:val="21"/>
+        </w:rPr>
+        <w:t xml:space="preserve">LP 인기도(판매량): </w:t>
+      </w:r>
+      <w:r>
+        <w:rPr w:rFonts="맑은 고딕">
+          <w:rFonts w:ascii="맑은 고딕" w:hAnsi="맑은 고딕" w:eastAsia="맑은 고딕"/>
+          <w:b w:val="0"/>
+          <w:sz w:val="21"/>
+        </w:rPr>
+        <w:t>발매 직후 미국 빌보드 200 앨범 차트 33위에 올랐으며, 꾸준한 스테디셀러로서 50만 장 이상의 판매고를 기록해 미국음반산업협회(RIAA) 골드(Gold) 인증을 획득하였습니다.</w:t>
+      </w:r>
+    </w:p>
+    <w:p>
+      <w:pPr>
+        <w:spacing w:line="324" w:lineRule="auto" w:after="80"/>
+      </w:pPr>
+      <w:r>
+        <w:rPr w:rFonts="맑은 고딕">
+          <w:rFonts w:ascii="맑은 고딕" w:hAnsi="맑은 고딕" w:eastAsia="맑은 고딕"/>
+          <w:b w:val="0"/>
+          <w:color w:val="6B7280"/>
+          <w:sz w:val="21"/>
+        </w:rPr>
+        <w:t xml:space="preserve">· </w:t>
+      </w:r>
+      <w:r>
+        <w:rPr w:rFonts="맑은 고딕">
+          <w:rFonts w:ascii="맑은 고딕" w:hAnsi="맑은 고딕" w:eastAsia="맑은 고딕"/>
+          <w:b/>
+          <w:color w:val="1F2937"/>
+          <w:sz w:val="21"/>
+        </w:rPr>
+        <w:t xml:space="preserve">각종 수상경력: </w:t>
+      </w:r>
+      <w:r>
+        <w:rPr w:rFonts="맑은 고딕">
+          <w:rFonts w:ascii="맑은 고딕" w:hAnsi="맑은 고딕" w:eastAsia="맑은 고딕"/>
+          <w:b w:val="0"/>
+          <w:sz w:val="21"/>
+        </w:rPr>
+        <w:t>듀오 시절의 영광에 안주하지 않고 월드뮤직과 가스펠을 팝 음악 무대에 선구적으로 융합해 낸 예술적 용기를 높게 평가받으며, 유수의 음악 비평지로부터 1970년대 가장 감동적인 어쿠스틱 라이브 명반 중 하나로 공인받았습니다.</w:t>
+      </w:r>
+    </w:p>
+    <w:p>
+      <w:pPr>
+        <w:spacing w:line="324" w:lineRule="auto" w:before="200" w:after="80"/>
+      </w:pPr>
+      <w:r>
+        <w:rPr w:rFonts="맑은 고딕">
+          <w:rFonts w:ascii="맑은 고딕" w:hAnsi="맑은 고딕" w:eastAsia="맑은 고딕"/>
+          <w:b/>
+          <w:color w:val="1E3A8A"/>
+          <w:sz w:val="24"/>
+        </w:rPr>
+        <w:t>2. 아티스트 정보</w:t>
+      </w:r>
+    </w:p>
+    <w:p>
+      <w:pPr>
+        <w:spacing w:line="324" w:lineRule="auto" w:after="80"/>
+      </w:pPr>
+      <w:r>
+        <w:rPr w:rFonts="맑은 고딕">
+          <w:rFonts w:ascii="맑은 고딕" w:hAnsi="맑은 고딕" w:eastAsia="맑은 고딕"/>
+          <w:b w:val="0"/>
+          <w:color w:val="6B7280"/>
+          <w:sz w:val="21"/>
+        </w:rPr>
+        <w:t xml:space="preserve">· </w:t>
+      </w:r>
+      <w:r>
+        <w:rPr w:rFonts="맑은 고딕">
+          <w:rFonts w:ascii="맑은 고딕" w:hAnsi="맑은 고딕" w:eastAsia="맑은 고딕"/>
+          <w:b/>
+          <w:color w:val="1F2937"/>
+          <w:sz w:val="21"/>
+        </w:rPr>
+        <w:t xml:space="preserve">국적: </w:t>
+      </w:r>
+      <w:r>
+        <w:rPr w:rFonts="맑은 고딕">
+          <w:rFonts w:ascii="맑은 고딕" w:hAnsi="맑은 고딕" w:eastAsia="맑은 고딕"/>
+          <w:b w:val="0"/>
+          <w:sz w:val="21"/>
+        </w:rPr>
+        <w:t>미국 (USA)</w:t>
+      </w:r>
+    </w:p>
+    <w:p>
+      <w:pPr>
+        <w:spacing w:line="324" w:lineRule="auto" w:after="80"/>
+      </w:pPr>
+      <w:r>
+        <w:rPr w:rFonts="맑은 고딕">
+          <w:rFonts w:ascii="맑은 고딕" w:hAnsi="맑은 고딕" w:eastAsia="맑은 고딕"/>
+          <w:b w:val="0"/>
+          <w:color w:val="6B7280"/>
+          <w:sz w:val="21"/>
+        </w:rPr>
+        <w:t xml:space="preserve">· </w:t>
+      </w:r>
+      <w:r>
+        <w:rPr w:rFonts="맑은 고딕">
+          <w:rFonts w:ascii="맑은 고딕" w:hAnsi="맑은 고딕" w:eastAsia="맑은 고딕"/>
+          <w:b/>
+          <w:color w:val="1F2937"/>
+          <w:sz w:val="21"/>
+        </w:rPr>
+        <w:t xml:space="preserve">생몰년도: </w:t>
+      </w:r>
+      <w:r>
+        <w:rPr w:rFonts="맑은 고딕">
+          <w:rFonts w:ascii="맑은 고딕" w:hAnsi="맑은 고딕" w:eastAsia="맑은 고딕"/>
+          <w:b w:val="0"/>
+          <w:sz w:val="21"/>
+        </w:rPr>
+        <w:t>1941년 10월 13일 ~ 현재</w:t>
+      </w:r>
+    </w:p>
+    <w:p>
+      <w:pPr>
+        <w:spacing w:line="324" w:lineRule="auto" w:after="80"/>
+      </w:pPr>
+      <w:r>
+        <w:rPr w:rFonts="맑은 고딕">
+          <w:rFonts w:ascii="맑은 고딕" w:hAnsi="맑은 고딕" w:eastAsia="맑은 고딕"/>
+          <w:b w:val="0"/>
+          <w:color w:val="6B7280"/>
+          <w:sz w:val="21"/>
+        </w:rPr>
+        <w:t xml:space="preserve">· </w:t>
+      </w:r>
+      <w:r>
+        <w:rPr w:rFonts="맑은 고딕">
+          <w:rFonts w:ascii="맑은 고딕" w:hAnsi="맑은 고딕" w:eastAsia="맑은 고딕"/>
+          <w:b/>
+          <w:color w:val="1F2937"/>
+          <w:sz w:val="21"/>
+        </w:rPr>
+        <w:t xml:space="preserve">그룹 소속: </w:t>
+      </w:r>
+      <w:r>
+        <w:rPr w:rFonts="맑은 고딕">
+          <w:rFonts w:ascii="맑은 고딕" w:hAnsi="맑은 고딕" w:eastAsia="맑은 고딕"/>
+          <w:b w:val="0"/>
+          <w:sz w:val="21"/>
+        </w:rPr>
+        <w:t>솔로 (전 Simon &amp; Garfunkel)</w:t>
+      </w:r>
+    </w:p>
+    <w:p>
+      <w:pPr>
+        <w:spacing w:line="324" w:lineRule="auto" w:after="80"/>
+      </w:pPr>
+      <w:r>
+        <w:rPr w:rFonts="맑은 고딕">
+          <w:rFonts w:ascii="맑은 고딕" w:hAnsi="맑은 고딕" w:eastAsia="맑은 고딕"/>
+          <w:b w:val="0"/>
+          <w:color w:val="6B7280"/>
+          <w:sz w:val="21"/>
+        </w:rPr>
+        <w:t xml:space="preserve">· </w:t>
+      </w:r>
+      <w:r>
+        <w:rPr w:rFonts="맑은 고딕">
+          <w:rFonts w:ascii="맑은 고딕" w:hAnsi="맑은 고딕" w:eastAsia="맑은 고딕"/>
+          <w:b/>
+          <w:color w:val="1F2937"/>
+          <w:sz w:val="21"/>
+        </w:rPr>
+        <w:t xml:space="preserve">아티스트 소개: </w:t>
+      </w:r>
+      <w:r>
+        <w:rPr w:rFonts="맑은 고딕">
+          <w:rFonts w:ascii="맑은 고딕" w:hAnsi="맑은 고딕" w:eastAsia="맑은 고딕"/>
+          <w:b w:val="0"/>
+          <w:sz w:val="21"/>
+        </w:rPr>
+        <w:t>문학적 깊이를 지닌 노랫말과 지적이고 세련된 멜로디 감각으로 미국 대중음악의 품격을 한 단계 끌어올린 시대의 음유시인입니다. 포크, 록, 팝의 경계를 자유로이 넘나들며 라틴, 가스펠, 아프리카 음악 등 전 세계 민속 음악의 정수를 팝과 유기적으로 결합한 20세기 최고의 싱어송라이터 중 한 명입니다.</w:t>
+      </w:r>
+    </w:p>
+    <w:p>
+      <w:pPr>
+        <w:spacing w:line="324" w:lineRule="auto" w:before="200" w:after="80"/>
+      </w:pPr>
+      <w:r>
+        <w:rPr w:rFonts="맑은 고딕">
+          <w:rFonts w:ascii="맑은 고딕" w:hAnsi="맑은 고딕" w:eastAsia="맑은 고딕"/>
+          <w:b/>
+          <w:color w:val="1E3A8A"/>
+          <w:sz w:val="24"/>
+        </w:rPr>
+        <w:t>3. 음반 상세 분석</w:t>
+      </w:r>
+    </w:p>
+    <w:p>
+      <w:pPr>
+        <w:spacing w:line="324" w:lineRule="auto" w:after="80"/>
+      </w:pPr>
+      <w:r>
+        <w:rPr w:rFonts="맑은 고딕">
+          <w:rFonts w:ascii="맑은 고딕" w:hAnsi="맑은 고딕" w:eastAsia="맑은 고딕"/>
+          <w:b w:val="0"/>
+          <w:color w:val="6B7280"/>
+          <w:sz w:val="21"/>
+        </w:rPr>
+        <w:t xml:space="preserve">· </w:t>
+      </w:r>
+      <w:r>
+        <w:rPr w:rFonts="맑은 고딕">
+          <w:rFonts w:ascii="맑은 고딕" w:hAnsi="맑은 고딕" w:eastAsia="맑은 고딕"/>
+          <w:b/>
+          <w:color w:val="1F2937"/>
+          <w:sz w:val="21"/>
+        </w:rPr>
+        <w:t xml:space="preserve">역사적 위치: </w:t>
+      </w:r>
+      <w:r>
+        <w:rPr w:rFonts="맑은 고딕">
+          <w:rFonts w:ascii="맑은 고딕" w:hAnsi="맑은 고딕" w:eastAsia="맑은 고딕"/>
+          <w:b w:val="0"/>
+          <w:sz w:val="21"/>
+        </w:rPr>
+        <w:t>파트너였던 아트 가펑클의 유려한 미성이 부재함에도 불구하고, 폴 사이먼 독자적인 보컬의 흡인력과 편곡의 대가다운 면모를 확고히 각인시킨 역사적 전환점입니다. 특히 우루밤바와 제시 딕슨 싱어즈라는 이질적인 두 음악적 뿌리를 한 무대에 세움으로써, 훗날 팝 역사상 가장 위대한 크로스오버 걸작으로 꼽히는 『Graceland』로 나아가는 미학적 출발선이자 포크 음악의 확장을 증명한 기념비적 기록입니다.</w:t>
+      </w:r>
+    </w:p>
+    <w:p>
+      <w:pPr>
+        <w:spacing w:line="324" w:lineRule="auto" w:after="80"/>
+      </w:pPr>
+      <w:r>
+        <w:rPr w:rFonts="맑은 고딕">
+          <w:rFonts w:ascii="맑은 고딕" w:hAnsi="맑은 고딕" w:eastAsia="맑은 고딕"/>
+          <w:b w:val="0"/>
+          <w:color w:val="6B7280"/>
+          <w:sz w:val="21"/>
+        </w:rPr>
+        <w:t xml:space="preserve">· </w:t>
+      </w:r>
+      <w:r>
+        <w:rPr w:rFonts="맑은 고딕">
+          <w:rFonts w:ascii="맑은 고딕" w:hAnsi="맑은 고딕" w:eastAsia="맑은 고딕"/>
+          <w:b/>
+          <w:color w:val="1F2937"/>
+          <w:sz w:val="21"/>
+        </w:rPr>
+        <w:t xml:space="preserve">시대의 흔적(스토리텔링): </w:t>
+      </w:r>
+      <w:r>
+        <w:rPr w:rFonts="맑은 고딕">
+          <w:rFonts w:ascii="맑은 고딕" w:hAnsi="맑은 고딕" w:eastAsia="맑은 고딕"/>
+          <w:b w:val="0"/>
+          <w:sz w:val="21"/>
+        </w:rPr>
+        <w:t>베트남 전쟁의 깊은 상흔과 워터게이트 사건으로 인한 정치적 환멸이 미국 사회를 짓누르던 1970년대 중반, 방황하던 청춘들에게 이 음반은 따스한 연대와 치유의 안식처였습니다. 특히 고단한 조국의 현실을 덤덤히 응시하는 'American Tune'의 울림은 당시 불안과 상실감에 젖어 있던 세대의 영혼을 깊숙이 보듬어 주었던 시대의 자화상이었습니다.</w:t>
+      </w:r>
+    </w:p>
+    <w:p>
+      <w:pPr>
+        <w:spacing w:line="324" w:lineRule="auto" w:before="200" w:after="80"/>
+      </w:pPr>
+      <w:r>
+        <w:rPr w:rFonts="맑은 고딕">
+          <w:rFonts w:ascii="맑은 고딕" w:hAnsi="맑은 고딕" w:eastAsia="맑은 고딕"/>
+          <w:b/>
+          <w:color w:val="1E3A8A"/>
+          <w:sz w:val="24"/>
+        </w:rPr>
+        <w:t>4. 주요 수록곡 및 감상 제언</w:t>
+      </w:r>
+    </w:p>
+    <w:p>
+      <w:pPr>
+        <w:spacing w:line="324" w:lineRule="auto" w:after="80"/>
+      </w:pPr>
+      <w:r>
+        <w:rPr w:rFonts="맑은 고딕">
+          <w:rFonts w:ascii="맑은 고딕" w:hAnsi="맑은 고딕" w:eastAsia="맑은 고딕"/>
+          <w:b w:val="0"/>
+          <w:color w:val="6B7280"/>
+          <w:sz w:val="21"/>
+        </w:rPr>
+        <w:t xml:space="preserve">· </w:t>
+      </w:r>
+      <w:r>
+        <w:rPr w:rFonts="맑은 고딕">
+          <w:rFonts w:ascii="맑은 고딕" w:hAnsi="맑은 고딕" w:eastAsia="맑은 고딕"/>
+          <w:b/>
+          <w:color w:val="1F2937"/>
+          <w:sz w:val="21"/>
+        </w:rPr>
+        <w:t xml:space="preserve">주요 수록곡 특징: </w:t>
+      </w:r>
+      <w:r>
+        <w:rPr w:rFonts="맑은 고딕">
+          <w:rFonts w:ascii="맑은 고딕" w:hAnsi="맑은 고딕" w:eastAsia="맑은 고딕"/>
+          <w:b w:val="0"/>
+          <w:sz w:val="21"/>
+        </w:rPr>
+      </w:r>
+    </w:p>
+    <w:p>
+      <w:pPr>
+        <w:spacing w:line="324" w:lineRule="auto" w:after="80"/>
+      </w:pPr>
+      <w:r>
+        <w:rPr w:rFonts="맑은 고딕">
+          <w:rFonts w:ascii="맑은 고딕" w:hAnsi="맑은 고딕" w:eastAsia="맑은 고딕"/>
+          <w:b w:val="0"/>
+          <w:color w:val="6B7280"/>
+          <w:sz w:val="21"/>
+        </w:rPr>
+        <w:t xml:space="preserve">· </w:t>
+      </w:r>
+      <w:r>
+        <w:rPr w:rFonts="맑은 고딕">
+          <w:rFonts w:ascii="맑은 고딕" w:hAnsi="맑은 고딕" w:eastAsia="맑은 고딕"/>
+          <w:b/>
+          <w:color w:val="1F2937"/>
+          <w:sz w:val="21"/>
+        </w:rPr>
+        <w:t xml:space="preserve">'The Sound of Silence' &amp; 'The Boxer': </w:t>
+      </w:r>
+      <w:r>
+        <w:rPr w:rFonts="맑은 고딕">
+          <w:rFonts w:ascii="맑은 고딕" w:hAnsi="맑은 고딕" w:eastAsia="맑은 고딕"/>
+          <w:b w:val="0"/>
+          <w:sz w:val="21"/>
+        </w:rPr>
+        <w:t>군더더기 없는 담백한 통기타 반주와 성숙해진 독백조의 목소리로 원곡과는 또 다른 짙은 고독과 내면의 깊이를 뿜어냅니다.</w:t>
+      </w:r>
+    </w:p>
+    <w:p>
+      <w:pPr>
+        <w:spacing w:line="324" w:lineRule="auto" w:after="80"/>
+      </w:pPr>
+      <w:r>
+        <w:rPr w:rFonts="맑은 고딕">
+          <w:rFonts w:ascii="맑은 고딕" w:hAnsi="맑은 고딕" w:eastAsia="맑은 고딕"/>
+          <w:b w:val="0"/>
+          <w:color w:val="6B7280"/>
+          <w:sz w:val="21"/>
+        </w:rPr>
+        <w:t xml:space="preserve">· </w:t>
+      </w:r>
+      <w:r>
+        <w:rPr w:rFonts="맑은 고딕">
+          <w:rFonts w:ascii="맑은 고딕" w:hAnsi="맑은 고딕" w:eastAsia="맑은 고딕"/>
+          <w:b/>
+          <w:color w:val="1F2937"/>
+          <w:sz w:val="21"/>
+        </w:rPr>
+        <w:t xml:space="preserve">'Duncan' &amp; 'El Condor Pasa': </w:t>
+      </w:r>
+      <w:r>
+        <w:rPr w:rFonts="맑은 고딕">
+          <w:rFonts w:ascii="맑은 고딕" w:hAnsi="맑은 고딕" w:eastAsia="맑은 고딕"/>
+          <w:b w:val="0"/>
+          <w:sz w:val="21"/>
+        </w:rPr>
+        <w:t>남미 안데스 그룹 우루밤바의 전통 플루트(케나)와 차랑고 연주가 어우러져 이국적이면서도 신비로운 대자연의 서정을 오롯이 펼쳐 보입니다.</w:t>
+      </w:r>
+    </w:p>
+    <w:p>
+      <w:pPr>
+        <w:spacing w:line="324" w:lineRule="auto" w:after="80"/>
+      </w:pPr>
+      <w:r>
+        <w:rPr w:rFonts="맑은 고딕">
+          <w:rFonts w:ascii="맑은 고딕" w:hAnsi="맑은 고딕" w:eastAsia="맑은 고딕"/>
+          <w:b w:val="0"/>
+          <w:color w:val="6B7280"/>
+          <w:sz w:val="21"/>
+        </w:rPr>
+        <w:t xml:space="preserve">· </w:t>
+      </w:r>
+      <w:r>
+        <w:rPr w:rFonts="맑은 고딕">
+          <w:rFonts w:ascii="맑은 고딕" w:hAnsi="맑은 고딕" w:eastAsia="맑은 고딕"/>
+          <w:b/>
+          <w:color w:val="1F2937"/>
+          <w:sz w:val="21"/>
+        </w:rPr>
+        <w:t xml:space="preserve">'Bridge Over Troubled Water' &amp; 'Loves Me Like a Rock': </w:t>
+      </w:r>
+      <w:r>
+        <w:rPr w:rFonts="맑은 고딕">
+          <w:rFonts w:ascii="맑은 고딕" w:hAnsi="맑은 고딕" w:eastAsia="맑은 고딕"/>
+          <w:b w:val="0"/>
+          <w:sz w:val="21"/>
+        </w:rPr>
+        <w:t>제시 딕슨 싱어즈의 장엄하고 열정적인 가스펠 코러스가 더해져, 팝 발라드를 영적 구원과 희망의 찬가로 완벽하게 재탄생시킵니다.</w:t>
+      </w:r>
+    </w:p>
+    <w:p>
+      <w:pPr>
+        <w:spacing w:line="324" w:lineRule="auto" w:after="80"/>
+      </w:pPr>
+      <w:r>
+        <w:rPr w:rFonts="맑은 고딕">
+          <w:rFonts w:ascii="맑은 고딕" w:hAnsi="맑은 고딕" w:eastAsia="맑은 고딕"/>
+          <w:b w:val="0"/>
+          <w:color w:val="6B7280"/>
+          <w:sz w:val="21"/>
+        </w:rPr>
+        <w:t xml:space="preserve">· </w:t>
+      </w:r>
+      <w:r>
+        <w:rPr w:rFonts="맑은 고딕">
+          <w:rFonts w:ascii="맑은 고딕" w:hAnsi="맑은 고딕" w:eastAsia="맑은 고딕"/>
+          <w:b/>
+          <w:color w:val="1F2937"/>
+          <w:sz w:val="21"/>
+        </w:rPr>
+        <w:t xml:space="preserve">빈티지 감상 제언: </w:t>
+      </w:r>
+      <w:r>
+        <w:rPr w:rFonts="맑은 고딕">
+          <w:rFonts w:ascii="맑은 고딕" w:hAnsi="맑은 고딕" w:eastAsia="맑은 고딕"/>
+          <w:b w:val="0"/>
+          <w:sz w:val="21"/>
+        </w:rPr>
+        <w:t>어쿠스틱 통기타의 현을 튕기는 손끝의 미세한 마찰음과 우루밤바의 목관 악기가 뿜어내는 공기의 결이 생생히 살아 숨 쉬는 음반입니다. 진공관 앰프 특유의 포근한 배음과 턴테이블의 아날로그 질감을 통해 감상할 때, 마치 1970년대 초의 유서 깊은 콘서트홀 한가운데 앉아 무대와 객석이 하나 되어 호흡하는 듯한 경이로운 현장감을 만끽할 수 있습니다.</w:t>
+      </w:r>
+    </w:p>
+    <w:p>
+      <w:pPr>
+        <w:spacing w:line="324" w:lineRule="auto" w:after="80"/>
+      </w:pPr>
+      <w:r>
+        <w:rPr w:rFonts="맑은 고딕">
+          <w:rFonts w:ascii="맑은 고딕" w:hAnsi="맑은 고딕" w:eastAsia="맑은 고딕"/>
+          <w:b w:val="0"/>
+          <w:color w:val="6B7280"/>
+          <w:sz w:val="21"/>
+        </w:rPr>
+        <w:t xml:space="preserve">· </w:t>
+      </w:r>
+      <w:r>
+        <w:rPr w:rFonts="맑은 고딕">
+          <w:rFonts w:ascii="맑은 고딕" w:hAnsi="맑은 고딕" w:eastAsia="맑은 고딕"/>
+          <w:b/>
+          <w:color w:val="1F2937"/>
+          <w:sz w:val="21"/>
+        </w:rPr>
+        <w:t xml:space="preserve">소장 가치: </w:t>
+      </w:r>
+      <w:r>
+        <w:rPr w:rFonts="맑은 고딕">
+          <w:rFonts w:ascii="맑은 고딕" w:hAnsi="맑은 고딕" w:eastAsia="맑은 고딕"/>
+          <w:b w:val="0"/>
+          <w:sz w:val="21"/>
+        </w:rPr>
+        <w:t>폴 사이먼의 빛나는 솔로 전성기 라이브 사운드가 오리지널 바이닐의 아날로그 홈에 온전히 각인되어 있는 소중한 문화적 유산입니다. 사이먼 앤 가펑클의 익숙한 명곡들이 파격적이면서도 품격 있는 편곡으로 새 생명을 얻는 순간을 품고 있어, 정통 팝과 포크 애호가라면 반드시 LP 컬렉션에 갖추어야 할 불멸의 명반입니다.</w:t>
+      </w:r>
+    </w:p>
+    <w:p>
+      <w:pPr>
+        <w:spacing w:line="324" w:lineRule="auto" w:after="120" w:before="160"/>
+      </w:pPr>
+      <w:r>
+        <w:rPr w:rFonts="맑은 고딕">
+          <w:rFonts w:ascii="맑은 고딕" w:hAnsi="맑은 고딕" w:eastAsia="맑은 고딕"/>
+          <w:b/>
+          <w:color w:val="4338CA"/>
+          <w:sz w:val="21"/>
+        </w:rPr>
+        <w:t>이 음반을 통해 한 편의 유려한 시처럼 흐르는 선율과 뜨거운 영혼의 합창이 전해주는 감동을 다시 한번 경험해 보시는 것은 어떨까요?</w:t>
       </w:r>
     </w:p>
     <w:sectPr>
       <w:pgSz w:w="12240" w:h="15840"/>
-      <w:pgMar w:top="1440" w:right="1440" w:bottom="1440" w:left="1440" w:header="720" w:footer="720" w:gutter="0"/>
+      <w:pgMar w:top="1152" w:right="1296" w:bottom="1152" w:left="1296" w:header="720" w:footer="720" w:gutter="0"/>
       <w:cols w:space="720"/>
       <w:docGrid w:linePitch="360"/>
     </w:sectPr>

--- a/word_reports/LP_0272_위치_158_Paul Simon_In Concert Liv.docx
+++ b/word_reports/LP_0272_위치_158_Paul Simon_In Concert Liv.docx
@@ -32,7 +32,7 @@
     </w:p>
     <w:p>
       <w:pPr>
-        <w:spacing w:line="324" w:lineRule="auto" w:before="80" w:after="160"/>
+        <w:spacing w:line="324" w:lineRule="auto" w:before="80" w:after="120"/>
       </w:pPr>
       <w:r>
         <w:rPr w:rFonts="맑은 고딕">
@@ -42,13 +42,6 @@
           <w:sz w:val="22"/>
         </w:rPr>
         <w:t xml:space="preserve">[음반 소개] </w:t>
-      </w:r>
-      <w:r>
-        <w:rPr w:rFonts="맑은 고딕">
-          <w:rFonts w:ascii="맑은 고딕" w:hAnsi="맑은 고딕" w:eastAsia="맑은 고딕"/>
-          <w:b w:val="0"/>
-          <w:sz w:val="21"/>
-        </w:rPr>
       </w:r>
     </w:p>
     <w:p>
@@ -61,7 +54,33 @@
           <w:b w:val="0"/>
           <w:sz w:val="21"/>
         </w:rPr>
-        <w:t>사이먼 앤 가펑클이라는 거대한 전설의 그늘을 벗어나, 오롯이 홀로서기에 성공한 음유시인 폴 사이먼의 가장 찬란하고 순수한 무대를 박제한 실황 명반입니다. 1973년과 1974년에 걸친 투어의 뜨거운 숨결을 담아낸 이 음반은 안데스 민속 음악 그룹 '우루밤바(Urubamba)'와 흑인 영가의 정수를 보여주는 '제시 딕슨 싱어즈(The Jessy Dixon Singers)'와의 경이로운 협연을 통해 포크 록의 영토를 인류학적 감동으로 확장합니다. 어쿠스틱 기타 한 대와 나지막한 음성으로 객석을 숨죽이게 하다가도 일순간 폭발적인 영혼의 합창으로 공간을 가득 채우는 서정적 카타르시스는 듣는 이의 마음을 단숨에 사로잡습니다. 반세기의 세월을 건너뛰어 바늘 끝을 타고 흐르는 현장의 공기는 라이브 앨범이 도달할 수 있는 가장 고결하고 따뜻한 위안의 순간을 선사합니다.</w:t>
+        <w:t>1970년, 시대를 위로하던 불멸의 듀오 사이먼 앤 가펑클(Simon &amp; Garfunkel)의 해체는 전 세계 음악 팬들에게 깊은 상실감을 안겼으나, 이는 동시에 폴 사이먼이라는 위대한 음유시인이 온전히 홀로서기를 시작하는 거대한 변곡점이기도 했습니다. 솔로 전향 후 발표한 두 장의 정규 걸작을 통해 장르의 경계를 부수고 자신만의 독창적인 음악 지평을 개척해 나간 폴 사이먼은, 1973년과 1974년 사이에 펼쳐진 투어의 결정적 순간들을 그러모아 그의 첫 번째 솔로 라이브 앨범인 본작 『In Concert Live Rhymin'』을 세상에 내놓았습니다.</w:t>
+      </w:r>
+    </w:p>
+    <w:p>
+      <w:pPr>
+        <w:spacing w:line="324" w:lineRule="auto" w:after="120"/>
+      </w:pPr>
+      <w:r>
+        <w:rPr w:rFonts="맑은 고딕">
+          <w:rFonts w:ascii="맑은 고딕" w:hAnsi="맑은 고딕" w:eastAsia="맑은 고딕"/>
+          <w:b w:val="0"/>
+          <w:sz w:val="21"/>
+        </w:rPr>
+        <w:t>이 음반은 단순한 히트곡의 실황 나열을 넘어, 대중음악이 포용할 수 있는 문화적 스펙트럼을 혁신적으로 확장한 역사적 기록입니다. 폴 사이먼은 무대 위에 페루 출신의 안데스 민속음악 앙상블인 '우루밤바(Urubamba)'와 시카고 출신의 유서 깊은 흑인 가스펠 합창단 '제시 딕슨 싱어즈(The Jessy Dixon Singers)'를 차례로 불러올립니다. 뉴욕 브루클린 출신 유대계 지식인의 포크 록 선율 위로 안데스 산맥의 바람을 머금은 께나(Quena)와 차랑고의 이국적인 울림이 얹히고, 영혼을 뒤흔드는 가스펠 콰이어의 벅찬 화음이 맞물리며, '월드 뮤직'이라는 개념조차 희미했던 당대에 탈국경적·탈인종적 음악의 성찬을 완성해 냈습니다.</w:t>
+      </w:r>
+    </w:p>
+    <w:p>
+      <w:pPr>
+        <w:spacing w:line="324" w:lineRule="auto" w:after="120"/>
+      </w:pPr>
+      <w:r>
+        <w:rPr w:rFonts="맑은 고딕">
+          <w:rFonts w:ascii="맑은 고딕" w:hAnsi="맑은 고딕" w:eastAsia="맑은 고딕"/>
+          <w:b w:val="0"/>
+          <w:sz w:val="21"/>
+        </w:rPr>
+        <w:t>어쿠스틱 기타 한 대에 기대어 수천 관객의 숨소리를 멎게 만드는 홀로 선 음유시인의 고독한 독백부터, 무대를 가득 채운 합창과 토속 악기들이 빚어내는 환희에 찬 영적 고양감까지, 본 앨범에는 음악이 인간의 마음을 어루만지고 연대하게 만드는 가장 순수한 마법이 새겨져 있습니다. 베트남 전쟁의 그늘과 워터게이트 사건으로 인한 환멸이 짙게 드리워졌던 1970년대 초반, 폴 사이먼이 무대 위에서 뿜어낸 소박하면서도 치열한 진정성은 반세기가 흐른 지금에도 바래지 않는 숭고한 울림으로 남아 클래식과 팝 애호가 모두의 심금을 울립니다.</w:t>
       </w:r>
     </w:p>
     <w:p>
@@ -168,7 +187,7 @@
           <w:b w:val="0"/>
           <w:sz w:val="21"/>
         </w:rPr>
-        <w:t>솔로 아티스트로서의 입지를 확고히 굳힌 걸작 앨범 『There Goes Rhymin' Simon』의 대성공 이후, 1973~1974년 전미 투어 실황을 집대성하여 1974년 컬럼비아 레코드(Columbia Records)를 통해 정식 발매되었습니다.</w:t>
+        <w:t>1974년 4월 컬럼비아 레코드(Columbia Records)를 통해 발매된 폴 사이먼의 첫 솔로 공식 라이브 음반으로, 1973년 가을 노트르담 대학교 실황과 1974년 뉴욕 카네기 홀 공연 등의 명연을 정선하여 수록함.</w:t>
       </w:r>
     </w:p>
     <w:p>
@@ -199,7 +218,7 @@
           <w:b w:val="0"/>
           <w:sz w:val="21"/>
         </w:rPr>
-        <w:t>발매 직후 미국 빌보드 200 앨범 차트 33위에 올랐으며, 꾸준한 스테디셀러로서 50만 장 이상의 판매고를 기록해 미국음반산업협회(RIAA) 골드(Gold) 인증을 획득하였습니다.</w:t>
+        <w:t>미국 빌보드 200 앨범 차트 33위에 올랐으며, 꾸준한 스테디셀러로 사랑받아 전미음반산업협회(RIAA) 골드(Gold, 50만 장 이상 판매) 인증을 기록함.</w:t>
       </w:r>
     </w:p>
     <w:p>
@@ -230,7 +249,7 @@
           <w:b w:val="0"/>
           <w:sz w:val="21"/>
         </w:rPr>
-        <w:t>듀오 시절의 영광에 안주하지 않고 월드뮤직과 가스펠을 팝 음악 무대에 선구적으로 융합해 낸 예술적 용기를 높게 평가받으며, 유수의 음악 비평지로부터 1970년대 가장 감동적인 어쿠스틱 라이브 명반 중 하나로 공인받았습니다.</w:t>
+        <w:t>롤링스톤(Rolling Stone)을 비롯한 전 세계 유수 평단으로부터 포크 록과 월드 뮤직, 가스펠을 결합한 탁월한 기획력과 라이브 장악력을 인정받으며 1970년대 가장 독창적인 라이브 명반 중 하나로 공인됨.</w:t>
       </w:r>
     </w:p>
     <w:p>
@@ -275,7 +294,7 @@
           <w:b w:val="0"/>
           <w:sz w:val="21"/>
         </w:rPr>
-        <w:t>미국 (USA)</w:t>
+        <w:t>미국 (미국 뉴저지주 뉴어크 출생)</w:t>
       </w:r>
     </w:p>
     <w:p>
@@ -368,7 +387,7 @@
           <w:b w:val="0"/>
           <w:sz w:val="21"/>
         </w:rPr>
-        <w:t>문학적 깊이를 지닌 노랫말과 지적이고 세련된 멜로디 감각으로 미국 대중음악의 품격을 한 단계 끌어올린 시대의 음유시인입니다. 포크, 록, 팝의 경계를 자유로이 넘나들며 라틴, 가스펠, 아프리카 음악 등 전 세계 민속 음악의 정수를 팝과 유기적으로 결합한 20세기 최고의 싱어송라이터 중 한 명입니다.</w:t>
+        <w:t>20세기 대중음악사를 대표하는 최고의 싱어송라이터 중 한 명으로, 문학적 깊이를 지닌 지적인 노랫말과 유려한 멜로디 메이킹 감각을 자랑합니다. 포크에 안주하지 않고 가스펠, 레게, 남아프리카 타악 리듬 등 다양한 민속음악을 지성적으로 융합하며 팝 음악의 예술적 지평을 극한으로 끌어올린 거장입니다.</w:t>
       </w:r>
     </w:p>
     <w:p>
@@ -413,7 +432,7 @@
           <w:b w:val="0"/>
           <w:sz w:val="21"/>
         </w:rPr>
-        <w:t>파트너였던 아트 가펑클의 유려한 미성이 부재함에도 불구하고, 폴 사이먼 독자적인 보컬의 흡인력과 편곡의 대가다운 면모를 확고히 각인시킨 역사적 전환점입니다. 특히 우루밤바와 제시 딕슨 싱어즈라는 이질적인 두 음악적 뿌리를 한 무대에 세움으로써, 훗날 팝 역사상 가장 위대한 크로스오버 걸작으로 꼽히는 『Graceland』로 나아가는 미학적 출발선이자 포크 음악의 확장을 증명한 기념비적 기록입니다.</w:t>
+        <w:t>파트너 아트 가펑클의 천상계 미성 없이도 폴 사이먼 홀로 거대한 무대를 장악할 수 있음을 완벽히 증명한 음반입니다. 대중음악 라이브 공연에 남미 민속음악 앙상블과 가스펠 콰이어를 전격 기용함으로써, 훗날 그의 기념비적 걸작 『Graceland』로 이어지는 다문화적 음악 탐구의 위대한 출발점이 된 사적 가치를 지닙니다.</w:t>
       </w:r>
     </w:p>
     <w:p>
@@ -444,7 +463,7 @@
           <w:b w:val="0"/>
           <w:sz w:val="21"/>
         </w:rPr>
-        <w:t>베트남 전쟁의 깊은 상흔과 워터게이트 사건으로 인한 정치적 환멸이 미국 사회를 짓누르던 1970년대 중반, 방황하던 청춘들에게 이 음반은 따스한 연대와 치유의 안식처였습니다. 특히 고단한 조국의 현실을 덤덤히 응시하는 'American Tune'의 울림은 당시 불안과 상실감에 젖어 있던 세대의 영혼을 깊숙이 보듬어 주었던 시대의 자화상이었습니다.</w:t>
+        <w:t>1970년대 초반, 격동과 혼돈의 시대를 통과하던 미국 청년들에게 폴 사이먼의 목소리는 시대의 아픔을 보듬는 지적인 안식처였습니다. 객석의 열렬한 환호와 친밀한 침묵이 교차하는 녹음 현장의 공기는, 음악을 통해 상처를 치유하고 서로를 확인하고자 했던 당대 젊은 영혼들의 서정적 연대감을 생생하게 환기합니다.</w:t>
       </w:r>
     </w:p>
     <w:p>
@@ -511,7 +530,7 @@
           <w:color w:val="1F2937"/>
           <w:sz w:val="21"/>
         </w:rPr>
-        <w:t xml:space="preserve">'The Sound of Silence' &amp; 'The Boxer': </w:t>
+        <w:t xml:space="preserve">"Me and Julio Down by the Schoolyard": </w:t>
       </w:r>
       <w:r>
         <w:rPr w:rFonts="맑은 고딕">
@@ -519,7 +538,7 @@
           <w:b w:val="0"/>
           <w:sz w:val="21"/>
         </w:rPr>
-        <w:t>군더더기 없는 담백한 통기타 반주와 성숙해진 독백조의 목소리로 원곡과는 또 다른 짙은 고독과 내면의 깊이를 뿜어냅니다.</w:t>
+        <w:t>경쾌한 어쿠스틱 스트로크와 폴 사이먼 특유의 위트 넘치는 보컬이 돋보이는 오프닝으로, 단숨에 객석을 매료시키는 생동감이 일품입니다.</w:t>
       </w:r>
     </w:p>
     <w:p>
@@ -542,7 +561,7 @@
           <w:color w:val="1F2937"/>
           <w:sz w:val="21"/>
         </w:rPr>
-        <w:t xml:space="preserve">'Duncan' &amp; 'El Condor Pasa': </w:t>
+        <w:t xml:space="preserve">"Duncan" &amp; "El Condor Pasa": </w:t>
       </w:r>
       <w:r>
         <w:rPr w:rFonts="맑은 고딕">
@@ -550,7 +569,7 @@
           <w:b w:val="0"/>
           <w:sz w:val="21"/>
         </w:rPr>
-        <w:t>남미 안데스 그룹 우루밤바의 전통 플루트(케나)와 차랑고 연주가 어우러져 이국적이면서도 신비로운 대자연의 서정을 오롯이 펼쳐 보입니다.</w:t>
+        <w:t>안데스 민속 악단 우루밤바의 반주와 함께 연주되어, 남미 고원의 원초적 바람 소리를 머금은 께나 플루트의 처연한 음색이 포크 멜로디와 완벽한 조화를 이룹니다.</w:t>
       </w:r>
     </w:p>
     <w:p>
@@ -573,7 +592,7 @@
           <w:color w:val="1F2937"/>
           <w:sz w:val="21"/>
         </w:rPr>
-        <w:t xml:space="preserve">'Bridge Over Troubled Water' &amp; 'Loves Me Like a Rock': </w:t>
+        <w:t xml:space="preserve">"Bridge over Troubled Water": </w:t>
       </w:r>
       <w:r>
         <w:rPr w:rFonts="맑은 고딕">
@@ -581,7 +600,38 @@
           <w:b w:val="0"/>
           <w:sz w:val="21"/>
         </w:rPr>
-        <w:t>제시 딕슨 싱어즈의 장엄하고 열정적인 가스펠 코러스가 더해져, 팝 발라드를 영적 구원과 희망의 찬가로 완벽하게 재탄생시킵니다.</w:t>
+        <w:t>원곡의 웅장한 오케스트레이션 대신 제시 딕슨 싱어즈의 소울풀한 백보컬과 폴 사이먼의 담담하면서도 진솔한 보컬이 어우러져 한층 더 깊은 영적 감동을 자아냅니다.</w:t>
+      </w:r>
+    </w:p>
+    <w:p>
+      <w:pPr>
+        <w:spacing w:line="324" w:lineRule="auto" w:after="80"/>
+      </w:pPr>
+      <w:r>
+        <w:rPr w:rFonts="맑은 고딕">
+          <w:rFonts w:ascii="맑은 고딕" w:hAnsi="맑은 고딕" w:eastAsia="맑은 고딕"/>
+          <w:b w:val="0"/>
+          <w:color w:val="6B7280"/>
+          <w:sz w:val="21"/>
+        </w:rPr>
+        <w:t xml:space="preserve">· </w:t>
+      </w:r>
+      <w:r>
+        <w:rPr w:rFonts="맑은 고딕">
+          <w:rFonts w:ascii="맑은 고딕" w:hAnsi="맑은 고딕" w:eastAsia="맑은 고딕"/>
+          <w:b/>
+          <w:color w:val="1F2937"/>
+          <w:sz w:val="21"/>
+        </w:rPr>
+        <w:t xml:space="preserve">"The Boxer" &amp; "The Sound of Silence": </w:t>
+      </w:r>
+      <w:r>
+        <w:rPr w:rFonts="맑은 고딕">
+          <w:rFonts w:ascii="맑은 고딕" w:hAnsi="맑은 고딕" w:eastAsia="맑은 고딕"/>
+          <w:b w:val="0"/>
+          <w:sz w:val="21"/>
+        </w:rPr>
+        <w:t>군더더기 없는 어쿠스틱 기타 한 대와 폴 사이먼의 원숙한 음성만으로 홀 전체를 압도하며, 음유시인의 진정한 본령을 확인시켜 주는 명연입니다.</w:t>
       </w:r>
     </w:p>
     <w:p>
@@ -612,7 +662,7 @@
           <w:b w:val="0"/>
           <w:sz w:val="21"/>
         </w:rPr>
-        <w:t>어쿠스틱 통기타의 현을 튕기는 손끝의 미세한 마찰음과 우루밤바의 목관 악기가 뿜어내는 공기의 결이 생생히 살아 숨 쉬는 음반입니다. 진공관 앰프 특유의 포근한 배음과 턴테이블의 아날로그 질감을 통해 감상할 때, 마치 1970년대 초의 유서 깊은 콘서트홀 한가운데 앉아 무대와 객석이 하나 되어 호흡하는 듯한 경이로운 현장감을 만끽할 수 있습니다.</w:t>
+        <w:t>LP 그루브 위로 바늘이 내려앉는 순간, 카네기 홀의 자연스러운 공간 잔향과 객석의 온기가 진공관 앰프를 통해 입체적으로 피어오릅니다. 나일론 기타 줄이 손끝에 닿는 명징한 찰현음과 우루밤바의 목관 악기가 뿜어내는 공기의 결, 그리고 가스펠 싱어들의 풍성한 중저역 하모니는 디지털 음원이 흉내 낼 수 없는 아날로그 바이닐만의 따스하고 그윽한 질감을 선물합니다.</w:t>
       </w:r>
     </w:p>
     <w:p>
@@ -643,7 +693,7 @@
           <w:b w:val="0"/>
           <w:sz w:val="21"/>
         </w:rPr>
-        <w:t>폴 사이먼의 빛나는 솔로 전성기 라이브 사운드가 오리지널 바이닐의 아날로그 홈에 온전히 각인되어 있는 소중한 문화적 유산입니다. 사이먼 앤 가펑클의 익숙한 명곡들이 파격적이면서도 품격 있는 편곡으로 새 생명을 얻는 순간을 품고 있어, 정통 팝과 포크 애호가라면 반드시 LP 컬렉션에 갖추어야 할 불멸의 명반입니다.</w:t>
+        <w:t>사이먼 앤 가펑클 시절의 찬란한 유산과 폴 사이먼의 독자적인 솔로 명곡들이 파격적이고도 조화로운 다국적 앙상블로 재해석된 유일무이한 라이브 실황으로, 70년대 아날로그 포크 사운드의 정취를 사랑하는 바이닐 컬렉터라면 반드시 랙의 중심에 꽂아두어야 할 명반입니다.</w:t>
       </w:r>
     </w:p>
     <w:p>
@@ -657,7 +707,7 @@
           <w:color w:val="4338CA"/>
           <w:sz w:val="21"/>
         </w:rPr>
-        <w:t>이 음반을 통해 한 편의 유려한 시처럼 흐르는 선율과 뜨거운 영혼의 합창이 전해주는 감동을 다시 한번 경험해 보시는 것은 어떨까요?</w:t>
+        <w:t>이 음반을 통해 어쿠스틱 기타 한 대와 이국적인 하모니가 한 시대를 위로하며 전해주는 감동을 다시 한번 경험해 보시는 것은 어떨까요?</w:t>
       </w:r>
     </w:p>
     <w:sectPr>
